--- a/parity/word-reference-docx/wild2-math-eq-as-images.docx
+++ b/parity/word-reference-docx/wild2-math-eq-as-images.docx
@@ -697,7 +697,6 @@
           <w:sz w:val="21"/>
           <w:szCs w:val="21"/>
         </w:rPr>
-        <w:lastRenderedPageBreak/>
         <w:t xml:space="preserve">The </w:t>
       </w:r>
       <w:r>
@@ -1587,7 +1586,6 @@
           <w:szCs w:val="21"/>
           <w:shd w:val="clear" w:color="auto" w:fill="FFFFFF"/>
         </w:rPr>
-        <w:lastRenderedPageBreak/>
         <w:fldChar w:fldCharType="begin"/>
       </w:r>
       <w:r>
@@ -3120,7 +3118,6 @@
           <w:szCs w:val="21"/>
           <w:shd w:val="clear" w:color="auto" w:fill="FFFFFF"/>
         </w:rPr>
-        <w:lastRenderedPageBreak/>
         <w:t>wiqekuco kumu the pucinokove micamu, vuzuj bal rinibug rotetutihotu herudakaremim zuwava habi a viroqa liweto of begoduzakewa zihujoqig.</w:t>
       </w:r>
     </w:p>
@@ -3709,7 +3706,6 @@
           <w:szCs w:val="21"/>
           <w:shd w:val="clear" w:color="auto" w:fill="FFFFFF"/>
         </w:rPr>
-        <w:lastRenderedPageBreak/>
         <w:fldChar w:fldCharType="begin"/>
       </w:r>
       <w:r>
@@ -5281,7 +5277,6 @@
           <w:sz w:val="28"/>
           <w:szCs w:val="28"/>
         </w:rPr>
-        <w:lastRenderedPageBreak/>
         <w:t>B</w:t>
       </w:r>
       <w:r>
